--- a/tillsyn/A 10489-2024 tillsynsbegäran.docx
+++ b/tillsyn/A 10489-2024 tillsynsbegäran.docx
@@ -866,7 +866,7 @@
     <w:r>
       <w:tab/>
       <w:tab/>
-      <w:t>2026-06-18</w:t>
+      <w:t>2026-06-19</w:t>
       <w:br/>
       <w:br/>
     </w:r>

--- a/tillsyn/A 10489-2024 tillsynsbegäran.docx
+++ b/tillsyn/A 10489-2024 tillsynsbegäran.docx
@@ -866,7 +866,7 @@
     <w:r>
       <w:tab/>
       <w:tab/>
-      <w:t>2026-06-19</w:t>
+      <w:t>2026-06-20</w:t>
       <w:br/>
       <w:br/>
     </w:r>

--- a/tillsyn/A 10489-2024 tillsynsbegäran.docx
+++ b/tillsyn/A 10489-2024 tillsynsbegäran.docx
@@ -12,10 +12,7 @@
     </w:p>
     <w:p>
       <w:r>
-        <w:t>Detta dokument behandlar höga naturvärden i avverkningsanmälan A 10489-2024 i Uppvidinge kommun som inkom 2024-03-15 och omfattar 3,8 ha.</w:t>
-      </w:r>
-      <w:r>
-        <w:t xml:space="preserve"> I Figur 1 visas fyndplatser för naturvårdsarter i området, som finns registrerade på Artportalen.</w:t>
+        <w:t>Denna tillsynsbegäran behandlar höga naturvärden i avverkningsanmälan A 10489-2024 i Uppvidinge kommun som inkom 2024-03-15 och omfattar 3,8 ha.</w:t>
       </w:r>
     </w:p>
     <w:p>
@@ -63,7 +60,20 @@
         <w:spacing w:after="240"/>
       </w:pPr>
       <w:r>
-        <w:t>Figur 1. Fyndplatser för naturvårdsarter i och inom 2 meter från avverkningsanmälan (röd linje). Inom parentes anges rödlistekategorier, S för signalarter, Tför typiska arter och fridlysningsparagrafer i artskyddsförordningen.Markörer utan svart kant är placerade på fyndplatsen. Markörer med svart kant är placerade vid sidan av fyndplatsen och har ett svart streck som visar fyndplatsens exakta position. Kartans mittpunktskoordinat är N 6332318, E 526750 i SWEREF 99 TM.</w:t>
+        <w:t>Figur 1. Fyndplatser för naturvårdsarter i och inom 2 meter från avverkningsanmälan. Markörer utan svart kant är placerade på fyndplatsen. Markörer med svart kant är placerade vid sidan av fyndplatsen har ett svart streck som visar fyndplatsens exakta position. Kartans mittpunktskoordinat är N 6332318, E 526750 i SWEREF 99 TM.</w:t>
+      </w:r>
+    </w:p>
+    <w:p>
+      <w:r>
+        <w:t>I och inom 2 meter från avverkningsanmälan finns fynd av 5 naturvårdsarter, varav 2 är rödlistade, 1 är fridlyst, 5 är typiska (T) och 2 är signalarter (S): aspgelélav (VU, T), lunglav (NT, T), bårdlav (S, T), fällmossa (S, T) och blåsippa (T, §9). Se Figur 1.</w:t>
+      </w:r>
+    </w:p>
+    <w:p>
+      <w:pPr>
+        <w:pStyle w:val="Heading1"/>
+      </w:pPr>
+      <w:r>
+        <w:t>Tillsynsbegäran</w:t>
       </w:r>
     </w:p>
     <w:p>
@@ -82,76 +92,16 @@
       </w:r>
     </w:p>
     <w:p>
-      <w:r>
-        <w:t>Nedan beskrivs fynd av naturvårdsarter och fridlysta arter som gjorts i det avverkningsanmälda området. I BILAGA 1 finns artfakta om rödlistade arter.</w:t>
-      </w:r>
-    </w:p>
-    <w:p>
       <w:pPr>
         <w:pStyle w:val="Heading1"/>
       </w:pPr>
       <w:r>
-        <w:t>Naturvårdsarter</w:t>
+        <w:t>Naturvårdsarter och fridlysta arter</w:t>
       </w:r>
     </w:p>
     <w:p>
       <w:r>
-        <w:t>I och inom 2 meter från avverkningsanmälan har följande 5 naturvårdsarter hittats: aspgelélav (VU, T), lunglav (NT, T), bårdlav (S, T), fällmossa (S, T) och blåsippa (T, §9). Av dessa är 2 rödlistade. För rödlistade arter har rödlistekategorin angivits inom parentes. Arter som är signalarter enligt Skogsstyrelsen har markerats med (S). Typiska arter inom Natura 2000 som är kopplade till skogsekosystem har markerats med (T). För fridlysta arter anges även paragrafen i Artskyddsförordningen som arten är fridlyst enligt.</w:t>
-      </w:r>
-    </w:p>
-    <w:p>
-      <w:r>
-        <w:t>De påträffade naturvårdsarterna är ett tydligt kvitto på att det rör sig om en skog med höga naturvärden.</w:t>
-      </w:r>
-    </w:p>
-    <w:p>
-      <w:pPr>
-        <w:pStyle w:val="Heading2"/>
-      </w:pPr>
-      <w:r>
-        <w:t>Fridlysta arter</w:t>
-      </w:r>
-    </w:p>
-    <w:p>
-      <w:r>
-        <w:t>Följande fridlysta arter har sina livsmiljöer och växtplatser i den avverkningsanmälda skogen: blåsippa (T, §9).</w:t>
-      </w:r>
-    </w:p>
-    <w:p>
-      <w:r>
-        <w:rPr>
-          <w:b/>
-        </w:rPr>
-        <w:t>Blåsippa (§9)</w:t>
-      </w:r>
-      <w:r>
-        <w:t xml:space="preserve"> är typisk art för </w:t>
-      </w:r>
-      <w:r>
-        <w:rPr>
-          <w:i/>
-        </w:rPr>
-        <w:t>9050 Näringsrik granskog, 9020 Nordlig ädellövskog</w:t>
-      </w:r>
-      <w:r>
-        <w:t xml:space="preserve"> och </w:t>
-      </w:r>
-      <w:r>
-        <w:rPr>
-          <w:i/>
-        </w:rPr>
-        <w:t>8240 Karsthällmarker</w:t>
-      </w:r>
-      <w:r>
-        <w:t xml:space="preserve"> (SLU Artdatabanken, 2025).</w:t>
-      </w:r>
-    </w:p>
-    <w:p>
-      <w:pPr>
-        <w:pStyle w:val="Heading2"/>
-      </w:pPr>
-      <w:r>
-        <w:t>Övriga naturvårdsarter</w:t>
+        <w:t>Nedan följer beskrivningar av de naturvårdsarter och fridlysta arter som har sina livsmiljöer och växtplatser i den avverkningsanmälda skogen. Se även ytterligare artfakta i BILAGA 1. De påträffade naturvårdsarterna är ett tydligt kvitto på att det rör sig om en skog med höga naturvärden.</w:t>
       </w:r>
     </w:p>
     <w:p>
@@ -172,6 +122,62 @@
       </w:r>
       <w:r>
         <w:t xml:space="preserve"> (SLU Artdatabanken, 2024).</w:t>
+      </w:r>
+    </w:p>
+    <w:p>
+      <w:r>
+        <w:rPr>
+          <w:b/>
+        </w:rPr>
+        <w:t>Lunglav (NT)</w:t>
+      </w:r>
+      <w:r>
+        <w:t xml:space="preserve"> är en av vårt lands främsta signalarter som överallt indikerar gamla lövträd, skogsbestånd med höga naturvärden och ekosystem med långskoglig kontinuitet. Lokalt kan förekomsten vara mycket riklig men den hittas nästan enbart i gamla och ej slutavverkade skogar. Artens samtliga förekomster bör uppmärksammas från naturvårdssynpunkt, då många lokaler även hyser andra ovanliga och rödlistade arter. Rikliga förekomster bör skyddas med biotopskydd, frivilliga avsättningar eller reservat. På lunglav kan de sällsynta lavparasiterna lunglavshårprick (CR), </w:t>
+      </w:r>
+      <w:r>
+        <w:rPr>
+          <w:i/>
+        </w:rPr>
+        <w:t>Abrothallus diederichii</w:t>
+      </w:r>
+      <w:r>
+        <w:t xml:space="preserve"> (VU), </w:t>
+      </w:r>
+      <w:r>
+        <w:rPr>
+          <w:i/>
+        </w:rPr>
+        <w:t>Abrothallus lobariae</w:t>
+      </w:r>
+      <w:r>
+        <w:t xml:space="preserve"> (VU), </w:t>
+      </w:r>
+      <w:r>
+        <w:rPr>
+          <w:i/>
+        </w:rPr>
+        <w:t>Calycina lobariae</w:t>
+      </w:r>
+      <w:r>
+        <w:t xml:space="preserve"> (VU), lunglavsknapp (VU) och skrovelmössing (VU) påträffas. Lunglav är typisk art för </w:t>
+      </w:r>
+      <w:r>
+        <w:rPr>
+          <w:i/>
+        </w:rPr>
+        <w:t>9010 Taiga, 9020 Nordlig ädellövskog, 9110 Näringsfattig bokskog, 9130 Näringsrik bokskog, 9160 Näringsrik ekskog, 9180 Ädellövskog i branter, 9190 Näringsfattig ekskog, 9070 Trädklädd betesmark, 9040 Fjällbjörkskog</w:t>
+      </w:r>
+      <w:r>
+        <w:t xml:space="preserve"> och</w:t>
+      </w:r>
+      <w:r>
+        <w:rPr>
+          <w:i/>
+        </w:rPr>
+        <w:t xml:space="preserve"> 6530 Lövängar</w:t>
+      </w:r>
+      <w:r>
+        <w:t xml:space="preserve"> (SLU Artdatabanken, 2026; Nitare &amp; Skogsstyrelsen, 2019).</w:t>
       </w:r>
     </w:p>
     <w:p>
@@ -255,55 +261,28 @@
         <w:rPr>
           <w:b/>
         </w:rPr>
-        <w:t>Lunglav (NT)</w:t>
+        <w:t>Blåsippa (§9)</w:t>
       </w:r>
       <w:r>
-        <w:t xml:space="preserve"> är en av vårt lands främsta signalarter som överallt indikerar gamla lövträd, skogsbestånd med höga naturvärden och ekosystem med långskoglig kontinuitet. Lokalt kan förekomsten vara mycket riklig men den hittas nästan enbart i gamla och ej slutavverkade skogar. Artens samtliga förekomster bör uppmärksammas från naturvårdssynpunkt, då många lokaler även hyser andra ovanliga och rödlistade arter. Rikliga förekomster bör skyddas med biotopskydd, frivilliga avsättningar eller reservat. På lunglav kan de sällsynta lavparasiterna lunglavshårprick (CR), </w:t>
+        <w:t xml:space="preserve"> är typisk art för </w:t>
       </w:r>
       <w:r>
         <w:rPr>
           <w:i/>
         </w:rPr>
-        <w:t>Abrothallus diederichii</w:t>
+        <w:t>9050 Näringsrik granskog, 9020 Nordlig ädellövskog</w:t>
       </w:r>
       <w:r>
-        <w:t xml:space="preserve"> (VU), </w:t>
+        <w:t xml:space="preserve"> och </w:t>
       </w:r>
       <w:r>
         <w:rPr>
           <w:i/>
         </w:rPr>
-        <w:t>Abrothallus lobariae</w:t>
+        <w:t>8240 Karsthällmarker</w:t>
       </w:r>
       <w:r>
-        <w:t xml:space="preserve"> (VU), </w:t>
-      </w:r>
-      <w:r>
-        <w:rPr>
-          <w:i/>
-        </w:rPr>
-        <w:t>Calycina lobariae</w:t>
-      </w:r>
-      <w:r>
-        <w:t xml:space="preserve"> (VU), lunglavsknapp (VU) och skrovelmössing (VU) påträffas. Lunglav är typisk art för </w:t>
-      </w:r>
-      <w:r>
-        <w:rPr>
-          <w:i/>
-        </w:rPr>
-        <w:t>9010 Taiga, 9020 Nordlig ädellövskog, 9110 Näringsfattig bokskog, 9130 Näringsrik bokskog, 9160 Näringsrik ekskog, 9180 Ädellövskog i branter, 9190 Näringsfattig ekskog, 9070 Trädklädd betesmark, 9040 Fjällbjörkskog</w:t>
-      </w:r>
-      <w:r>
-        <w:t xml:space="preserve"> och</w:t>
-      </w:r>
-      <w:r>
-        <w:rPr>
-          <w:i/>
-        </w:rPr>
-        <w:t xml:space="preserve"> 6530 Lövängar</w:t>
-      </w:r>
-      <w:r>
-        <w:t xml:space="preserve"> (SLU Artdatabanken, 2026; Nitare &amp; Skogsstyrelsen, 2019).</w:t>
+        <w:t xml:space="preserve"> (SLU Artdatabanken, 2025).</w:t>
       </w:r>
     </w:p>
     <w:p>
@@ -866,7 +845,7 @@
     <w:r>
       <w:tab/>
       <w:tab/>
-      <w:t>2026-06-20</w:t>
+      <w:t>2026-06-21</w:t>
       <w:br/>
       <w:br/>
     </w:r>

--- a/tillsyn/A 10489-2024 tillsynsbegäran.docx
+++ b/tillsyn/A 10489-2024 tillsynsbegäran.docx
@@ -845,7 +845,7 @@
     <w:r>
       <w:tab/>
       <w:tab/>
-      <w:t>2026-06-21</w:t>
+      <w:t>2026-06-22</w:t>
       <w:br/>
       <w:br/>
     </w:r>

--- a/tillsyn/A 10489-2024 tillsynsbegäran.docx
+++ b/tillsyn/A 10489-2024 tillsynsbegäran.docx
@@ -845,7 +845,7 @@
     <w:r>
       <w:tab/>
       <w:tab/>
-      <w:t>2026-06-22</w:t>
+      <w:t>2026-06-23</w:t>
       <w:br/>
       <w:br/>
     </w:r>

--- a/tillsyn/A 10489-2024 tillsynsbegäran.docx
+++ b/tillsyn/A 10489-2024 tillsynsbegäran.docx
@@ -845,7 +845,7 @@
     <w:r>
       <w:tab/>
       <w:tab/>
-      <w:t>2026-06-23</w:t>
+      <w:t>2026-06-24</w:t>
       <w:br/>
       <w:br/>
     </w:r>

--- a/tillsyn/A 10489-2024 tillsynsbegäran.docx
+++ b/tillsyn/A 10489-2024 tillsynsbegäran.docx
@@ -845,7 +845,7 @@
     <w:r>
       <w:tab/>
       <w:tab/>
-      <w:t>2026-06-24</w:t>
+      <w:t>2026-06-25</w:t>
       <w:br/>
       <w:br/>
     </w:r>

--- a/tillsyn/A 10489-2024 tillsynsbegäran.docx
+++ b/tillsyn/A 10489-2024 tillsynsbegäran.docx
@@ -845,7 +845,7 @@
     <w:r>
       <w:tab/>
       <w:tab/>
-      <w:t>2026-06-25</w:t>
+      <w:t>2026-06-26</w:t>
       <w:br/>
       <w:br/>
     </w:r>

--- a/tillsyn/A 10489-2024 tillsynsbegäran.docx
+++ b/tillsyn/A 10489-2024 tillsynsbegäran.docx
@@ -845,7 +845,7 @@
     <w:r>
       <w:tab/>
       <w:tab/>
-      <w:t>2026-06-26</w:t>
+      <w:t>2026-06-27</w:t>
       <w:br/>
       <w:br/>
     </w:r>

--- a/tillsyn/A 10489-2024 tillsynsbegäran.docx
+++ b/tillsyn/A 10489-2024 tillsynsbegäran.docx
@@ -845,7 +845,7 @@
     <w:r>
       <w:tab/>
       <w:tab/>
-      <w:t>2026-06-27</w:t>
+      <w:t>2026-06-28</w:t>
       <w:br/>
       <w:br/>
     </w:r>

--- a/tillsyn/A 10489-2024 tillsynsbegäran.docx
+++ b/tillsyn/A 10489-2024 tillsynsbegäran.docx
@@ -845,7 +845,7 @@
     <w:r>
       <w:tab/>
       <w:tab/>
-      <w:t>2026-06-28</w:t>
+      <w:t>2026-06-29</w:t>
       <w:br/>
       <w:br/>
     </w:r>

--- a/tillsyn/A 10489-2024 tillsynsbegäran.docx
+++ b/tillsyn/A 10489-2024 tillsynsbegäran.docx
@@ -845,7 +845,7 @@
     <w:r>
       <w:tab/>
       <w:tab/>
-      <w:t>2026-06-29</w:t>
+      <w:t>2026-06-30</w:t>
       <w:br/>
       <w:br/>
     </w:r>

--- a/tillsyn/A 10489-2024 tillsynsbegäran.docx
+++ b/tillsyn/A 10489-2024 tillsynsbegäran.docx
@@ -845,7 +845,7 @@
     <w:r>
       <w:tab/>
       <w:tab/>
-      <w:t>2026-06-30</w:t>
+      <w:t>2026-07-01</w:t>
       <w:br/>
       <w:br/>
     </w:r>

--- a/tillsyn/A 10489-2024 tillsynsbegäran.docx
+++ b/tillsyn/A 10489-2024 tillsynsbegäran.docx
@@ -845,7 +845,7 @@
     <w:r>
       <w:tab/>
       <w:tab/>
-      <w:t>2026-07-01</w:t>
+      <w:t>2026-07-02</w:t>
       <w:br/>
       <w:br/>
     </w:r>

--- a/tillsyn/A 10489-2024 tillsynsbegäran.docx
+++ b/tillsyn/A 10489-2024 tillsynsbegäran.docx
@@ -845,7 +845,7 @@
     <w:r>
       <w:tab/>
       <w:tab/>
-      <w:t>2026-07-13</w:t>
+      <w:t>2026-07-14</w:t>
       <w:br/>
       <w:br/>
     </w:r>

--- a/tillsyn/A 10489-2024 tillsynsbegäran.docx
+++ b/tillsyn/A 10489-2024 tillsynsbegäran.docx
@@ -845,7 +845,7 @@
     <w:r>
       <w:tab/>
       <w:tab/>
-      <w:t>2026-07-14</w:t>
+      <w:t>2026-07-15</w:t>
       <w:br/>
       <w:br/>
     </w:r>

--- a/tillsyn/A 10489-2024 tillsynsbegäran.docx
+++ b/tillsyn/A 10489-2024 tillsynsbegäran.docx
@@ -845,7 +845,7 @@
     <w:r>
       <w:tab/>
       <w:tab/>
-      <w:t>2026-07-15</w:t>
+      <w:t>2026-07-16</w:t>
       <w:br/>
       <w:br/>
     </w:r>

--- a/tillsyn/A 10489-2024 tillsynsbegäran.docx
+++ b/tillsyn/A 10489-2024 tillsynsbegäran.docx
@@ -845,7 +845,7 @@
     <w:r>
       <w:tab/>
       <w:tab/>
-      <w:t>2026-07-16</w:t>
+      <w:t>2026-07-17</w:t>
       <w:br/>
       <w:br/>
     </w:r>

--- a/tillsyn/A 10489-2024 tillsynsbegäran.docx
+++ b/tillsyn/A 10489-2024 tillsynsbegäran.docx
@@ -845,7 +845,7 @@
     <w:r>
       <w:tab/>
       <w:tab/>
-      <w:t>2026-07-17</w:t>
+      <w:t>2026-07-18</w:t>
       <w:br/>
       <w:br/>
     </w:r>

--- a/tillsyn/A 10489-2024 tillsynsbegäran.docx
+++ b/tillsyn/A 10489-2024 tillsynsbegäran.docx
@@ -845,7 +845,7 @@
     <w:r>
       <w:tab/>
       <w:tab/>
-      <w:t>2026-07-18</w:t>
+      <w:t>2026-07-19</w:t>
       <w:br/>
       <w:br/>
     </w:r>

--- a/tillsyn/A 10489-2024 tillsynsbegäran.docx
+++ b/tillsyn/A 10489-2024 tillsynsbegäran.docx
@@ -845,7 +845,7 @@
     <w:r>
       <w:tab/>
       <w:tab/>
-      <w:t>2026-07-19</w:t>
+      <w:t>2026-07-20</w:t>
       <w:br/>
       <w:br/>
     </w:r>

--- a/tillsyn/A 10489-2024 tillsynsbegäran.docx
+++ b/tillsyn/A 10489-2024 tillsynsbegäran.docx
@@ -845,7 +845,7 @@
     <w:r>
       <w:tab/>
       <w:tab/>
-      <w:t>2026-07-20</w:t>
+      <w:t>2026-07-21</w:t>
       <w:br/>
       <w:br/>
     </w:r>

--- a/tillsyn/A 10489-2024 tillsynsbegäran.docx
+++ b/tillsyn/A 10489-2024 tillsynsbegäran.docx
@@ -845,7 +845,7 @@
     <w:r>
       <w:tab/>
       <w:tab/>
-      <w:t>2026-07-21</w:t>
+      <w:t>2026-07-22</w:t>
       <w:br/>
       <w:br/>
     </w:r>

--- a/tillsyn/A 10489-2024 tillsynsbegäran.docx
+++ b/tillsyn/A 10489-2024 tillsynsbegäran.docx
@@ -845,7 +845,7 @@
     <w:r>
       <w:tab/>
       <w:tab/>
-      <w:t>2026-07-22</w:t>
+      <w:t>2026-07-23</w:t>
       <w:br/>
       <w:br/>
     </w:r>

--- a/tillsyn/A 10489-2024 tillsynsbegäran.docx
+++ b/tillsyn/A 10489-2024 tillsynsbegäran.docx
@@ -845,7 +845,7 @@
     <w:r>
       <w:tab/>
       <w:tab/>
-      <w:t>2026-07-23</w:t>
+      <w:t>2026-07-24</w:t>
       <w:br/>
       <w:br/>
     </w:r>

--- a/tillsyn/A 10489-2024 tillsynsbegäran.docx
+++ b/tillsyn/A 10489-2024 tillsynsbegäran.docx
@@ -60,7 +60,7 @@
         <w:spacing w:after="240"/>
       </w:pPr>
       <w:r>
-        <w:t>Figur 1. Fyndplatser för naturvårdsarter i och inom 2 meter från avverkningsanmälan. Markörer utan svart kant är placerade på fyndplatsen. Markörer med svart kant är placerade vid sidan av fyndplatsen har ett svart streck som visar fyndplatsens exakta position. Kartans mittpunktskoordinat är N 6332318, E 526750 i SWEREF 99 TM.</w:t>
+        <w:t>Figur 1. Fyndplatser för naturvårdsarter i och inom 2 meter från avverkningsanmälan. Markörer utan svart kant är placerade på fyndplatsen. Markörer med svart kant är placerade vid sidan av fyndplatsen och har ett svart streck som visar fyndplatsens exakta position. Kartans mittpunktskoordinat är N 6332318, E 526750 i SWEREF 99 TM.</w:t>
       </w:r>
     </w:p>
     <w:p>
@@ -845,7 +845,7 @@
     <w:r>
       <w:tab/>
       <w:tab/>
-      <w:t>2026-08-14</w:t>
+      <w:t>2026-08-15</w:t>
       <w:br/>
       <w:br/>
     </w:r>

--- a/tillsyn/A 10489-2024 tillsynsbegäran.docx
+++ b/tillsyn/A 10489-2024 tillsynsbegäran.docx
@@ -845,7 +845,7 @@
     <w:r>
       <w:tab/>
       <w:tab/>
-      <w:t>2026-08-15</w:t>
+      <w:t>2026-08-16</w:t>
       <w:br/>
       <w:br/>
     </w:r>

--- a/tillsyn/A 10489-2024 tillsynsbegäran.docx
+++ b/tillsyn/A 10489-2024 tillsynsbegäran.docx
@@ -845,7 +845,7 @@
     <w:r>
       <w:tab/>
       <w:tab/>
-      <w:t>2026-08-16</w:t>
+      <w:t>2026-08-17</w:t>
       <w:br/>
       <w:br/>
     </w:r>

--- a/tillsyn/A 10489-2024 tillsynsbegäran.docx
+++ b/tillsyn/A 10489-2024 tillsynsbegäran.docx
@@ -845,7 +845,7 @@
     <w:r>
       <w:tab/>
       <w:tab/>
-      <w:t>2026-08-17</w:t>
+      <w:t>2026-08-18</w:t>
       <w:br/>
       <w:br/>
     </w:r>

--- a/tillsyn/A 10489-2024 tillsynsbegäran.docx
+++ b/tillsyn/A 10489-2024 tillsynsbegäran.docx
@@ -845,7 +845,7 @@
     <w:r>
       <w:tab/>
       <w:tab/>
-      <w:t>2026-08-18</w:t>
+      <w:t>2026-08-19</w:t>
       <w:br/>
       <w:br/>
     </w:r>

--- a/tillsyn/A 10489-2024 tillsynsbegäran.docx
+++ b/tillsyn/A 10489-2024 tillsynsbegäran.docx
@@ -845,7 +845,7 @@
     <w:r>
       <w:tab/>
       <w:tab/>
-      <w:t>2026-08-19</w:t>
+      <w:t>2026-08-20</w:t>
       <w:br/>
       <w:br/>
     </w:r>

--- a/tillsyn/A 10489-2024 tillsynsbegäran.docx
+++ b/tillsyn/A 10489-2024 tillsynsbegäran.docx
@@ -845,7 +845,7 @@
     <w:r>
       <w:tab/>
       <w:tab/>
-      <w:t>2026-08-20</w:t>
+      <w:t>2026-08-21</w:t>
       <w:br/>
       <w:br/>
     </w:r>

--- a/tillsyn/A 10489-2024 tillsynsbegäran.docx
+++ b/tillsyn/A 10489-2024 tillsynsbegäran.docx
@@ -845,7 +845,7 @@
     <w:r>
       <w:tab/>
       <w:tab/>
-      <w:t>2026-08-21</w:t>
+      <w:t>2026-08-22</w:t>
       <w:br/>
       <w:br/>
     </w:r>

--- a/tillsyn/A 10489-2024 tillsynsbegäran.docx
+++ b/tillsyn/A 10489-2024 tillsynsbegäran.docx
@@ -845,7 +845,7 @@
     <w:r>
       <w:tab/>
       <w:tab/>
-      <w:t>2026-08-22</w:t>
+      <w:t>2026-08-23</w:t>
       <w:br/>
       <w:br/>
     </w:r>

--- a/tillsyn/A 10489-2024 tillsynsbegäran.docx
+++ b/tillsyn/A 10489-2024 tillsynsbegäran.docx
@@ -845,7 +845,7 @@
     <w:r>
       <w:tab/>
       <w:tab/>
-      <w:t>2026-08-23</w:t>
+      <w:t>2026-08-24</w:t>
       <w:br/>
       <w:br/>
     </w:r>

--- a/tillsyn/A 10489-2024 tillsynsbegäran.docx
+++ b/tillsyn/A 10489-2024 tillsynsbegäran.docx
@@ -845,7 +845,7 @@
     <w:r>
       <w:tab/>
       <w:tab/>
-      <w:t>2026-08-24</w:t>
+      <w:t>2026-08-25</w:t>
       <w:br/>
       <w:br/>
     </w:r>

--- a/tillsyn/A 10489-2024 tillsynsbegäran.docx
+++ b/tillsyn/A 10489-2024 tillsynsbegäran.docx
@@ -845,7 +845,7 @@
     <w:r>
       <w:tab/>
       <w:tab/>
-      <w:t>2026-08-25</w:t>
+      <w:t>2026-08-26</w:t>
       <w:br/>
       <w:br/>
     </w:r>

--- a/tillsyn/A 10489-2024 tillsynsbegäran.docx
+++ b/tillsyn/A 10489-2024 tillsynsbegäran.docx
@@ -845,7 +845,7 @@
     <w:r>
       <w:tab/>
       <w:tab/>
-      <w:t>2026-08-26</w:t>
+      <w:t>2026-08-27</w:t>
       <w:br/>
       <w:br/>
     </w:r>

--- a/tillsyn/A 10489-2024 tillsynsbegäran.docx
+++ b/tillsyn/A 10489-2024 tillsynsbegäran.docx
@@ -845,7 +845,7 @@
     <w:r>
       <w:tab/>
       <w:tab/>
-      <w:t>2026-08-27</w:t>
+      <w:t>2026-08-28</w:t>
       <w:br/>
       <w:br/>
     </w:r>

--- a/tillsyn/A 10489-2024 tillsynsbegäran.docx
+++ b/tillsyn/A 10489-2024 tillsynsbegäran.docx
@@ -845,7 +845,7 @@
     <w:r>
       <w:tab/>
       <w:tab/>
-      <w:t>2026-08-28</w:t>
+      <w:t>2026-08-29</w:t>
       <w:br/>
       <w:br/>
     </w:r>

--- a/tillsyn/A 10489-2024 tillsynsbegäran.docx
+++ b/tillsyn/A 10489-2024 tillsynsbegäran.docx
@@ -845,7 +845,7 @@
     <w:r>
       <w:tab/>
       <w:tab/>
-      <w:t>2026-08-29</w:t>
+      <w:t>2026-08-31</w:t>
       <w:br/>
       <w:br/>
     </w:r>

--- a/tillsyn/A 10489-2024 tillsynsbegäran.docx
+++ b/tillsyn/A 10489-2024 tillsynsbegäran.docx
@@ -845,7 +845,7 @@
     <w:r>
       <w:tab/>
       <w:tab/>
-      <w:t>2026-08-31</w:t>
+      <w:t>2026-09-01</w:t>
       <w:br/>
       <w:br/>
     </w:r>

--- a/tillsyn/A 10489-2024 tillsynsbegäran.docx
+++ b/tillsyn/A 10489-2024 tillsynsbegäran.docx
@@ -845,7 +845,7 @@
     <w:r>
       <w:tab/>
       <w:tab/>
-      <w:t>2026-09-01</w:t>
+      <w:t>2026-09-02</w:t>
       <w:br/>
       <w:br/>
     </w:r>

--- a/tillsyn/A 10489-2024 tillsynsbegäran.docx
+++ b/tillsyn/A 10489-2024 tillsynsbegäran.docx
@@ -845,7 +845,7 @@
     <w:r>
       <w:tab/>
       <w:tab/>
-      <w:t>2026-09-02</w:t>
+      <w:t>2026-09-03</w:t>
       <w:br/>
       <w:br/>
     </w:r>

--- a/tillsyn/A 10489-2024 tillsynsbegäran.docx
+++ b/tillsyn/A 10489-2024 tillsynsbegäran.docx
@@ -845,7 +845,7 @@
     <w:r>
       <w:tab/>
       <w:tab/>
-      <w:t>2026-09-03</w:t>
+      <w:t>2026-09-04</w:t>
       <w:br/>
       <w:br/>
     </w:r>

--- a/tillsyn/A 10489-2024 tillsynsbegäran.docx
+++ b/tillsyn/A 10489-2024 tillsynsbegäran.docx
@@ -845,7 +845,7 @@
     <w:r>
       <w:tab/>
       <w:tab/>
-      <w:t>2026-09-04</w:t>
+      <w:t>2026-09-05</w:t>
       <w:br/>
       <w:br/>
     </w:r>

--- a/tillsyn/A 10489-2024 tillsynsbegäran.docx
+++ b/tillsyn/A 10489-2024 tillsynsbegäran.docx
@@ -845,7 +845,7 @@
     <w:r>
       <w:tab/>
       <w:tab/>
-      <w:t>2026-09-05</w:t>
+      <w:t>2026-09-06</w:t>
       <w:br/>
       <w:br/>
     </w:r>

--- a/tillsyn/A 10489-2024 tillsynsbegäran.docx
+++ b/tillsyn/A 10489-2024 tillsynsbegäran.docx
@@ -845,7 +845,7 @@
     <w:r>
       <w:tab/>
       <w:tab/>
-      <w:t>2026-09-06</w:t>
+      <w:t>2026-09-07</w:t>
       <w:br/>
       <w:br/>
     </w:r>

--- a/tillsyn/A 10489-2024 tillsynsbegäran.docx
+++ b/tillsyn/A 10489-2024 tillsynsbegäran.docx
@@ -845,7 +845,7 @@
     <w:r>
       <w:tab/>
       <w:tab/>
-      <w:t>2026-09-07</w:t>
+      <w:t>2026-09-08</w:t>
       <w:br/>
       <w:br/>
     </w:r>

--- a/tillsyn/A 10489-2024 tillsynsbegäran.docx
+++ b/tillsyn/A 10489-2024 tillsynsbegäran.docx
@@ -845,7 +845,7 @@
     <w:r>
       <w:tab/>
       <w:tab/>
-      <w:t>2026-09-08</w:t>
+      <w:t>2026-09-09</w:t>
       <w:br/>
       <w:br/>
     </w:r>

--- a/tillsyn/A 10489-2024 tillsynsbegäran.docx
+++ b/tillsyn/A 10489-2024 tillsynsbegäran.docx
@@ -845,7 +845,7 @@
     <w:r>
       <w:tab/>
       <w:tab/>
-      <w:t>2026-09-09</w:t>
+      <w:t>2026-09-10</w:t>
       <w:br/>
       <w:br/>
     </w:r>

--- a/tillsyn/A 10489-2024 tillsynsbegäran.docx
+++ b/tillsyn/A 10489-2024 tillsynsbegäran.docx
@@ -845,7 +845,7 @@
     <w:r>
       <w:tab/>
       <w:tab/>
-      <w:t>2026-09-10</w:t>
+      <w:t>2026-09-11</w:t>
       <w:br/>
       <w:br/>
     </w:r>

--- a/tillsyn/A 10489-2024 tillsynsbegäran.docx
+++ b/tillsyn/A 10489-2024 tillsynsbegäran.docx
@@ -845,7 +845,7 @@
     <w:r>
       <w:tab/>
       <w:tab/>
-      <w:t>2026-09-11</w:t>
+      <w:t>2026-09-12</w:t>
       <w:br/>
       <w:br/>
     </w:r>

--- a/tillsyn/A 10489-2024 tillsynsbegäran.docx
+++ b/tillsyn/A 10489-2024 tillsynsbegäran.docx
@@ -845,7 +845,7 @@
     <w:r>
       <w:tab/>
       <w:tab/>
-      <w:t>2026-09-12</w:t>
+      <w:t>2026-09-13</w:t>
       <w:br/>
       <w:br/>
     </w:r>
